--- a/data/outputs/v2/Biology/SS1.2_Chemicals_of_Life/quiz/Biology_G10_SS1.2_Chemicals_of_Life_L4_AnswerKey.docx
+++ b/data/outputs/v2/Biology/SS1.2_Chemicals_of_Life/quiz/Biology_G10_SS1.2_Chemicals_of_Life_L4_AnswerKey.docx
@@ -1590,7 +1590,7 @@
         </w:rPr>
         <w:t xml:space="preserve">© 2026 SeaVuria and ARES. Aligned with KICD objectives. Developed by SeaVuria; technical implementation by ARES (with AI assistance from Claude). Licensed under </w:t>
       </w:r>
-      <w:hyperlink w:history="1" r:id="rId6hr7mwrrkzbalug3l0u00">
+      <w:hyperlink w:history="1" r:id="rIdt6swhwt2gcrtbznxx_2pu">
         <w:r>
           <w:rPr>
             <w:rFonts w:ascii="Arial" w:cs="Arial" w:eastAsia="Arial" w:hAnsi="Arial"/>
@@ -1611,7 +1611,7 @@
         </w:rPr>
         <w:t xml:space="preserve"> (</w:t>
       </w:r>
-      <w:hyperlink w:history="1" r:id="rIdr1ayjr08xqucajxyg14xc">
+      <w:hyperlink w:history="1" r:id="rId5ws7pltgo_fhkgwymwduh">
         <w:r>
           <w:rPr>
             <w:rFonts w:ascii="Arial" w:cs="Arial" w:eastAsia="Arial" w:hAnsi="Arial"/>

--- a/data/outputs/v2/Biology/SS1.2_Chemicals_of_Life/quiz/Biology_G10_SS1.2_Chemicals_of_Life_L4_AnswerKey.docx
+++ b/data/outputs/v2/Biology/SS1.2_Chemicals_of_Life/quiz/Biology_G10_SS1.2_Chemicals_of_Life_L4_AnswerKey.docx
@@ -1590,7 +1590,7 @@
         </w:rPr>
         <w:t xml:space="preserve">© 2026 SeaVuria and ARES. Aligned with KICD objectives. Developed by SeaVuria; technical implementation by ARES (with AI assistance from Claude). Licensed under </w:t>
       </w:r>
-      <w:hyperlink w:history="1" r:id="rIdt6swhwt2gcrtbznxx_2pu">
+      <w:hyperlink w:history="1" r:id="rIdlezwwqs3svvj8c8giq32w">
         <w:r>
           <w:rPr>
             <w:rFonts w:ascii="Arial" w:cs="Arial" w:eastAsia="Arial" w:hAnsi="Arial"/>
@@ -1611,7 +1611,7 @@
         </w:rPr>
         <w:t xml:space="preserve"> (</w:t>
       </w:r>
-      <w:hyperlink w:history="1" r:id="rId5ws7pltgo_fhkgwymwduh">
+      <w:hyperlink w:history="1" r:id="rIdwlqatngkzhfrmwg7psilr">
         <w:r>
           <w:rPr>
             <w:rFonts w:ascii="Arial" w:cs="Arial" w:eastAsia="Arial" w:hAnsi="Arial"/>

--- a/data/outputs/v2/Biology/SS1.2_Chemicals_of_Life/quiz/Biology_G10_SS1.2_Chemicals_of_Life_L4_AnswerKey.docx
+++ b/data/outputs/v2/Biology/SS1.2_Chemicals_of_Life/quiz/Biology_G10_SS1.2_Chemicals_of_Life_L4_AnswerKey.docx
@@ -29,7 +29,7 @@
           <w:sz w:val="20"/>
           <w:szCs w:val="20"/>
         </w:rPr>
-        <w:t xml:space="preserve">Sub-Strand 1.2: Chemicals of Life  •  Lesson 4: Building Life's Molecules: Structure of Carbohydrates and Proteins</w:t>
+        <w:t xml:space="preserve">Sub-Strand 1.2: Chemicals of Life  •  Lesson 4: Proteins and Lipids: Do They Cause the Glucose Spike?</w:t>
       </w:r>
     </w:p>
     <w:p>
@@ -64,7 +64,7 @@
     </w:p>
     <w:tbl>
       <w:tblPr>
-        <w:tblW w:type="dxa" w:w="9360"/>
+        <w:tblW w:type="dxa" w:w="9359"/>
         <w:tblBorders>
           <w:top w:val="single" w:color="auto" w:sz="4"/>
           <w:left w:val="single" w:color="auto" w:sz="4"/>
@@ -75,19 +75,18 @@
         </w:tblBorders>
       </w:tblPr>
       <w:tblGrid>
-        <w:gridCol w:w="1170"/>
-        <w:gridCol w:w="1170"/>
-        <w:gridCol w:w="1170"/>
-        <w:gridCol w:w="1170"/>
-        <w:gridCol w:w="1170"/>
-        <w:gridCol w:w="1170"/>
-        <w:gridCol w:w="1170"/>
-        <w:gridCol w:w="1170"/>
+        <w:gridCol w:w="1337"/>
+        <w:gridCol w:w="1337"/>
+        <w:gridCol w:w="1337"/>
+        <w:gridCol w:w="1337"/>
+        <w:gridCol w:w="1337"/>
+        <w:gridCol w:w="1337"/>
+        <w:gridCol w:w="1337"/>
       </w:tblGrid>
       <w:tr>
         <w:tc>
           <w:tcPr>
-            <w:tcW w:type="dxa" w:w="1170"/>
+            <w:tcW w:type="dxa" w:w="1337"/>
             <w:tcBorders>
               <w:top w:val="single" w:color="BBBBBB" w:sz="4"/>
               <w:left w:val="single" w:color="BBBBBB" w:sz="4"/>
@@ -120,7 +119,7 @@
         </w:tc>
         <w:tc>
           <w:tcPr>
-            <w:tcW w:type="dxa" w:w="1170"/>
+            <w:tcW w:type="dxa" w:w="1337"/>
             <w:tcBorders>
               <w:top w:val="single" w:color="BBBBBB" w:sz="4"/>
               <w:left w:val="single" w:color="BBBBBB" w:sz="4"/>
@@ -153,7 +152,7 @@
         </w:tc>
         <w:tc>
           <w:tcPr>
-            <w:tcW w:type="dxa" w:w="1170"/>
+            <w:tcW w:type="dxa" w:w="1337"/>
             <w:tcBorders>
               <w:top w:val="single" w:color="BBBBBB" w:sz="4"/>
               <w:left w:val="single" w:color="BBBBBB" w:sz="4"/>
@@ -186,7 +185,7 @@
         </w:tc>
         <w:tc>
           <w:tcPr>
-            <w:tcW w:type="dxa" w:w="1170"/>
+            <w:tcW w:type="dxa" w:w="1337"/>
             <w:tcBorders>
               <w:top w:val="single" w:color="BBBBBB" w:sz="4"/>
               <w:left w:val="single" w:color="BBBBBB" w:sz="4"/>
@@ -219,7 +218,7 @@
         </w:tc>
         <w:tc>
           <w:tcPr>
-            <w:tcW w:type="dxa" w:w="1170"/>
+            <w:tcW w:type="dxa" w:w="1337"/>
             <w:tcBorders>
               <w:top w:val="single" w:color="BBBBBB" w:sz="4"/>
               <w:left w:val="single" w:color="BBBBBB" w:sz="4"/>
@@ -252,7 +251,7 @@
         </w:tc>
         <w:tc>
           <w:tcPr>
-            <w:tcW w:type="dxa" w:w="1170"/>
+            <w:tcW w:type="dxa" w:w="1337"/>
             <w:tcBorders>
               <w:top w:val="single" w:color="BBBBBB" w:sz="4"/>
               <w:left w:val="single" w:color="BBBBBB" w:sz="4"/>
@@ -285,7 +284,7 @@
         </w:tc>
         <w:tc>
           <w:tcPr>
-            <w:tcW w:type="dxa" w:w="1170"/>
+            <w:tcW w:type="dxa" w:w="1337"/>
             <w:tcBorders>
               <w:top w:val="single" w:color="BBBBBB" w:sz="4"/>
               <w:left w:val="single" w:color="BBBBBB" w:sz="4"/>
@@ -316,44 +315,11 @@
             </w:r>
           </w:p>
         </w:tc>
-        <w:tc>
-          <w:tcPr>
-            <w:tcW w:type="dxa" w:w="1170"/>
-            <w:tcBorders>
-              <w:top w:val="single" w:color="BBBBBB" w:sz="4"/>
-              <w:left w:val="single" w:color="BBBBBB" w:sz="4"/>
-              <w:bottom w:val="single" w:color="BBBBBB" w:sz="4"/>
-              <w:right w:val="single" w:color="BBBBBB" w:sz="4"/>
-            </w:tcBorders>
-            <w:shd w:fill="D9EEF1" w:val="clear"/>
-            <w:tcMar>
-              <w:top w:type="dxa" w:w="60"/>
-              <w:left w:type="dxa" w:w="80"/>
-              <w:bottom w:type="dxa" w:w="60"/>
-              <w:right w:type="dxa" w:w="80"/>
-            </w:tcMar>
-          </w:tcPr>
-          <w:p>
-            <w:pPr>
-              <w:jc w:val="center"/>
-            </w:pPr>
-            <w:r>
-              <w:rPr>
-                <w:rFonts w:ascii="Arial" w:cs="Arial" w:eastAsia="Arial" w:hAnsi="Arial"/>
-                <w:b/>
-                <w:bCs/>
-                <w:sz w:val="21"/>
-                <w:szCs w:val="21"/>
-              </w:rPr>
-              <w:t xml:space="preserve">Q8</w:t>
-            </w:r>
-          </w:p>
-        </w:tc>
       </w:tr>
       <w:tr>
         <w:tc>
           <w:tcPr>
-            <w:tcW w:type="dxa" w:w="1170"/>
+            <w:tcW w:type="dxa" w:w="1337"/>
             <w:tcBorders>
               <w:top w:val="single" w:color="BBBBBB" w:sz="4"/>
               <w:left w:val="single" w:color="BBBBBB" w:sz="4"/>
@@ -385,7 +351,71 @@
         </w:tc>
         <w:tc>
           <w:tcPr>
-            <w:tcW w:type="dxa" w:w="1170"/>
+            <w:tcW w:type="dxa" w:w="1337"/>
+            <w:tcBorders>
+              <w:top w:val="single" w:color="BBBBBB" w:sz="4"/>
+              <w:left w:val="single" w:color="BBBBBB" w:sz="4"/>
+              <w:bottom w:val="single" w:color="BBBBBB" w:sz="4"/>
+              <w:right w:val="single" w:color="BBBBBB" w:sz="4"/>
+            </w:tcBorders>
+            <w:tcMar>
+              <w:top w:type="dxa" w:w="60"/>
+              <w:left w:type="dxa" w:w="80"/>
+              <w:bottom w:type="dxa" w:w="60"/>
+              <w:right w:type="dxa" w:w="80"/>
+            </w:tcMar>
+          </w:tcPr>
+          <w:p>
+            <w:pPr>
+              <w:jc w:val="center"/>
+            </w:pPr>
+            <w:r>
+              <w:rPr>
+                <w:rFonts w:ascii="Arial" w:cs="Arial" w:eastAsia="Arial" w:hAnsi="Arial"/>
+                <w:b/>
+                <w:bCs/>
+                <w:sz w:val="21"/>
+                <w:szCs w:val="21"/>
+              </w:rPr>
+              <w:t xml:space="preserve">B</w:t>
+            </w:r>
+          </w:p>
+        </w:tc>
+        <w:tc>
+          <w:tcPr>
+            <w:tcW w:type="dxa" w:w="1337"/>
+            <w:tcBorders>
+              <w:top w:val="single" w:color="BBBBBB" w:sz="4"/>
+              <w:left w:val="single" w:color="BBBBBB" w:sz="4"/>
+              <w:bottom w:val="single" w:color="BBBBBB" w:sz="4"/>
+              <w:right w:val="single" w:color="BBBBBB" w:sz="4"/>
+            </w:tcBorders>
+            <w:tcMar>
+              <w:top w:type="dxa" w:w="60"/>
+              <w:left w:type="dxa" w:w="80"/>
+              <w:bottom w:type="dxa" w:w="60"/>
+              <w:right w:type="dxa" w:w="80"/>
+            </w:tcMar>
+          </w:tcPr>
+          <w:p>
+            <w:pPr>
+              <w:jc w:val="center"/>
+            </w:pPr>
+            <w:r>
+              <w:rPr>
+                <w:rFonts w:ascii="Arial" w:cs="Arial" w:eastAsia="Arial" w:hAnsi="Arial"/>
+                <w:b/>
+                <w:bCs/>
+                <w:sz w:val="21"/>
+                <w:szCs w:val="21"/>
+              </w:rPr>
+              <w:t xml:space="preserve">C</w:t>
+            </w:r>
+          </w:p>
+        </w:tc>
+        <w:tc>
+          <w:tcPr>
+            <w:tcW w:type="dxa" w:w="1337"/>
             <w:tcBorders>
               <w:top w:val="single" w:color="BBBBBB" w:sz="4"/>
               <w:left w:val="single" w:color="BBBBBB" w:sz="4"/>
@@ -417,7 +447,7 @@
         </w:tc>
         <w:tc>
           <w:tcPr>
-            <w:tcW w:type="dxa" w:w="1170"/>
+            <w:tcW w:type="dxa" w:w="1337"/>
             <w:tcBorders>
               <w:top w:val="single" w:color="BBBBBB" w:sz="4"/>
               <w:left w:val="single" w:color="BBBBBB" w:sz="4"/>
@@ -449,103 +479,7 @@
         </w:tc>
         <w:tc>
           <w:tcPr>
-            <w:tcW w:type="dxa" w:w="1170"/>
-            <w:tcBorders>
-              <w:top w:val="single" w:color="BBBBBB" w:sz="4"/>
-              <w:left w:val="single" w:color="BBBBBB" w:sz="4"/>
-              <w:bottom w:val="single" w:color="BBBBBB" w:sz="4"/>
-              <w:right w:val="single" w:color="BBBBBB" w:sz="4"/>
-            </w:tcBorders>
-            <w:tcMar>
-              <w:top w:type="dxa" w:w="60"/>
-              <w:left w:type="dxa" w:w="80"/>
-              <w:bottom w:type="dxa" w:w="60"/>
-              <w:right w:type="dxa" w:w="80"/>
-            </w:tcMar>
-          </w:tcPr>
-          <w:p>
-            <w:pPr>
-              <w:jc w:val="center"/>
-            </w:pPr>
-            <w:r>
-              <w:rPr>
-                <w:rFonts w:ascii="Arial" w:cs="Arial" w:eastAsia="Arial" w:hAnsi="Arial"/>
-                <w:b/>
-                <w:bCs/>
-                <w:sz w:val="21"/>
-                <w:szCs w:val="21"/>
-              </w:rPr>
-              <w:t xml:space="preserve">A</w:t>
-            </w:r>
-          </w:p>
-        </w:tc>
-        <w:tc>
-          <w:tcPr>
-            <w:tcW w:type="dxa" w:w="1170"/>
-            <w:tcBorders>
-              <w:top w:val="single" w:color="BBBBBB" w:sz="4"/>
-              <w:left w:val="single" w:color="BBBBBB" w:sz="4"/>
-              <w:bottom w:val="single" w:color="BBBBBB" w:sz="4"/>
-              <w:right w:val="single" w:color="BBBBBB" w:sz="4"/>
-            </w:tcBorders>
-            <w:tcMar>
-              <w:top w:type="dxa" w:w="60"/>
-              <w:left w:type="dxa" w:w="80"/>
-              <w:bottom w:type="dxa" w:w="60"/>
-              <w:right w:type="dxa" w:w="80"/>
-            </w:tcMar>
-          </w:tcPr>
-          <w:p>
-            <w:pPr>
-              <w:jc w:val="center"/>
-            </w:pPr>
-            <w:r>
-              <w:rPr>
-                <w:rFonts w:ascii="Arial" w:cs="Arial" w:eastAsia="Arial" w:hAnsi="Arial"/>
-                <w:b/>
-                <w:bCs/>
-                <w:sz w:val="21"/>
-                <w:szCs w:val="21"/>
-              </w:rPr>
-              <w:t xml:space="preserve">B</w:t>
-            </w:r>
-          </w:p>
-        </w:tc>
-        <w:tc>
-          <w:tcPr>
-            <w:tcW w:type="dxa" w:w="1170"/>
-            <w:tcBorders>
-              <w:top w:val="single" w:color="BBBBBB" w:sz="4"/>
-              <w:left w:val="single" w:color="BBBBBB" w:sz="4"/>
-              <w:bottom w:val="single" w:color="BBBBBB" w:sz="4"/>
-              <w:right w:val="single" w:color="BBBBBB" w:sz="4"/>
-            </w:tcBorders>
-            <w:tcMar>
-              <w:top w:type="dxa" w:w="60"/>
-              <w:left w:type="dxa" w:w="80"/>
-              <w:bottom w:type="dxa" w:w="60"/>
-              <w:right w:type="dxa" w:w="80"/>
-            </w:tcMar>
-          </w:tcPr>
-          <w:p>
-            <w:pPr>
-              <w:jc w:val="center"/>
-            </w:pPr>
-            <w:r>
-              <w:rPr>
-                <w:rFonts w:ascii="Arial" w:cs="Arial" w:eastAsia="Arial" w:hAnsi="Arial"/>
-                <w:b/>
-                <w:bCs/>
-                <w:sz w:val="21"/>
-                <w:szCs w:val="21"/>
-              </w:rPr>
-              <w:t xml:space="preserve">C</w:t>
-            </w:r>
-          </w:p>
-        </w:tc>
-        <w:tc>
-          <w:tcPr>
-            <w:tcW w:type="dxa" w:w="1170"/>
+            <w:tcW w:type="dxa" w:w="1337"/>
             <w:tcBorders>
               <w:top w:val="single" w:color="BBBBBB" w:sz="4"/>
               <w:left w:val="single" w:color="BBBBBB" w:sz="4"/>
@@ -577,7 +511,7 @@
         </w:tc>
         <w:tc>
           <w:tcPr>
-            <w:tcW w:type="dxa" w:w="1170"/>
+            <w:tcW w:type="dxa" w:w="1337"/>
             <w:tcBorders>
               <w:top w:val="single" w:color="BBBBBB" w:sz="4"/>
               <w:left w:val="single" w:color="BBBBBB" w:sz="4"/>
@@ -634,7 +568,7 @@
           <w:sz w:val="16"/>
           <w:szCs w:val="16"/>
         </w:rPr>
-        <w:t xml:space="preserve">USE AFTER: OBSERVE PHASE — Activity A: Guided Reading &amp; Annotated Diagrams (From Sugar to Starch)</w:t>
+        <w:t xml:space="preserve">USE AFTER: PREDICT PHASE — Predict: teacher asks "Which test method from Lesson 3 could we adapt to check?"</w:t>
       </w:r>
     </w:p>
     <w:p>
@@ -650,37 +584,37 @@
           <w:sz w:val="21"/>
           <w:szCs w:val="21"/>
         </w:rPr>
-        <w:t xml:space="preserve">Q1. Ugali is mostly starch, which is a long chain made of many small units joined together. Which small unit is repeated in a starch chain?</w:t>
-      </w:r>
-    </w:p>
-    <w:p>
-      <w:pPr>
-        <w:keepNext/>
-        <w:spacing w:after="20"/>
-        <w:ind w:left="360"/>
-      </w:pPr>
-      <w:r>
-        <w:rPr>
-          <w:rFonts w:ascii="Arial" w:cs="Arial" w:eastAsia="Arial" w:hAnsi="Arial"/>
-          <w:sz w:val="21"/>
-          <w:szCs w:val="21"/>
-        </w:rPr>
-        <w:t xml:space="preserve">A.  Amino acid</w:t>
-      </w:r>
-    </w:p>
-    <w:p>
-      <w:pPr>
-        <w:keepNext/>
-        <w:spacing w:after="20"/>
-        <w:ind w:left="360"/>
-      </w:pPr>
-      <w:r>
-        <w:rPr>
-          <w:rFonts w:ascii="Arial" w:cs="Arial" w:eastAsia="Arial" w:hAnsi="Arial"/>
-          <w:sz w:val="21"/>
-          <w:szCs w:val="21"/>
-        </w:rPr>
-        <w:t xml:space="preserve">B.  Maltose</w:t>
+        <w:t xml:space="preserve">Q1. Before the tests, a learner says: "Iodine shows starch in ugali, so I will use iodine to find out whether beans contain protein." Which response is correct?</w:t>
+      </w:r>
+    </w:p>
+    <w:p>
+      <w:pPr>
+        <w:keepNext/>
+        <w:spacing w:after="20"/>
+        <w:ind w:left="360"/>
+      </w:pPr>
+      <w:r>
+        <w:rPr>
+          <w:rFonts w:ascii="Arial" w:cs="Arial" w:eastAsia="Arial" w:hAnsi="Arial"/>
+          <w:sz w:val="21"/>
+          <w:szCs w:val="21"/>
+        </w:rPr>
+        <w:t xml:space="preserve">A.  Iodine will turn violet if protein is present, so the plan works</w:t>
+      </w:r>
+    </w:p>
+    <w:p>
+      <w:pPr>
+        <w:keepNext/>
+        <w:spacing w:after="20"/>
+        <w:ind w:left="360"/>
+      </w:pPr>
+      <w:r>
+        <w:rPr>
+          <w:rFonts w:ascii="Arial" w:cs="Arial" w:eastAsia="Arial" w:hAnsi="Arial"/>
+          <w:sz w:val="21"/>
+          <w:szCs w:val="21"/>
+        </w:rPr>
+        <w:t xml:space="preserve">B.  Iodine tests for all food chemicals, so it will show protein and fat as well</w:t>
       </w:r>
     </w:p>
     <w:p>
@@ -698,22 +632,22 @@
           <w:sz w:val="21"/>
           <w:szCs w:val="21"/>
         </w:rPr>
-        <w:t xml:space="preserve">C.  Glucose</w:t>
-      </w:r>
-    </w:p>
-    <w:p>
-      <w:pPr>
-        <w:keepNext/>
-        <w:spacing w:after="20"/>
-        <w:ind w:left="360"/>
-      </w:pPr>
-      <w:r>
-        <w:rPr>
-          <w:rFonts w:ascii="Arial" w:cs="Arial" w:eastAsia="Arial" w:hAnsi="Arial"/>
-          <w:sz w:val="21"/>
-          <w:szCs w:val="21"/>
-        </w:rPr>
-        <w:t xml:space="preserve">D.  Glycogen</w:t>
+        <w:t xml:space="preserve">C.  Iodine tests for starch only, so a different test (the biuret test) is needed for protein</w:t>
+      </w:r>
+    </w:p>
+    <w:p>
+      <w:pPr>
+        <w:keepNext/>
+        <w:spacing w:after="20"/>
+        <w:ind w:left="360"/>
+      </w:pPr>
+      <w:r>
+        <w:rPr>
+          <w:rFonts w:ascii="Arial" w:cs="Arial" w:eastAsia="Arial" w:hAnsi="Arial"/>
+          <w:sz w:val="21"/>
+          <w:szCs w:val="21"/>
+        </w:rPr>
+        <w:t xml:space="preserve">D.  Protein cannot be tested for in the laboratory, so beans must be judged by taste</w:t>
       </w:r>
     </w:p>
     <w:p>
@@ -738,7 +672,7 @@
           <w:sz w:val="19"/>
           <w:szCs w:val="19"/>
         </w:rPr>
-        <w:t xml:space="preserve">Starch is a polysaccharide built from many glucose monomers joined together. Amino acids are the units of proteins, not starch.</w:t>
+        <w:t xml:space="preserve">Iodine reacts with starch (blue-black). Protein needs its own test, the biuret test, which uses sodium hydroxide and dilute copper sulphate.</w:t>
       </w:r>
     </w:p>
     <w:p>
@@ -753,7 +687,7 @@
           <w:sz w:val="16"/>
           <w:szCs w:val="16"/>
         </w:rPr>
-        <w:t xml:space="preserve">USE AFTER: OBSERVE PHASE — Activity A: Guided Reading &amp; Annotated Diagrams (annotating the bond type)</w:t>
+        <w:t xml:space="preserve">USE AFTER: OBSERVE PHASE — Test A: biuret test for protein on beans, milk, nyama choma and ugali</w:t>
       </w:r>
     </w:p>
     <w:p>
@@ -769,7 +703,22 @@
           <w:sz w:val="21"/>
           <w:szCs w:val="21"/>
         </w:rPr>
-        <w:t xml:space="preserve">Q2. Two glucose molecules join to form maltose, a disaccharide. What is the name of the bond that joins them?</w:t>
+        <w:t xml:space="preserve">Q2. A group adds 2 cm³ of dilute sodium hydroxide and then 2-3 drops of dilute copper sulphate to a tube of bean paste mixed with water. The mixture turns violet (purple). What does this result show?</w:t>
+      </w:r>
+    </w:p>
+    <w:p>
+      <w:pPr>
+        <w:keepNext/>
+        <w:spacing w:after="20"/>
+        <w:ind w:left="360"/>
+      </w:pPr>
+      <w:r>
+        <w:rPr>
+          <w:rFonts w:ascii="Arial" w:cs="Arial" w:eastAsia="Arial" w:hAnsi="Arial"/>
+          <w:sz w:val="21"/>
+          <w:szCs w:val="21"/>
+        </w:rPr>
+        <w:t xml:space="preserve">A.  The beans contain starch</w:t>
       </w:r>
     </w:p>
     <w:p>
@@ -787,52 +736,37 @@
           <w:sz w:val="21"/>
           <w:szCs w:val="21"/>
         </w:rPr>
-        <w:t xml:space="preserve">A.  Glycosidic bond</w:t>
-      </w:r>
-    </w:p>
-    <w:p>
-      <w:pPr>
-        <w:keepNext/>
-        <w:spacing w:after="20"/>
-        <w:ind w:left="360"/>
-      </w:pPr>
-      <w:r>
-        <w:rPr>
-          <w:rFonts w:ascii="Arial" w:cs="Arial" w:eastAsia="Arial" w:hAnsi="Arial"/>
-          <w:sz w:val="21"/>
-          <w:szCs w:val="21"/>
-        </w:rPr>
-        <w:t xml:space="preserve">B.  Peptide bond</w:t>
-      </w:r>
-    </w:p>
-    <w:p>
-      <w:pPr>
-        <w:keepNext/>
-        <w:spacing w:after="20"/>
-        <w:ind w:left="360"/>
-      </w:pPr>
-      <w:r>
-        <w:rPr>
-          <w:rFonts w:ascii="Arial" w:cs="Arial" w:eastAsia="Arial" w:hAnsi="Arial"/>
-          <w:sz w:val="21"/>
-          <w:szCs w:val="21"/>
-        </w:rPr>
-        <w:t xml:space="preserve">C.  Protein bond</w:t>
-      </w:r>
-    </w:p>
-    <w:p>
-      <w:pPr>
-        <w:keepNext/>
-        <w:spacing w:after="20"/>
-        <w:ind w:left="360"/>
-      </w:pPr>
-      <w:r>
-        <w:rPr>
-          <w:rFonts w:ascii="Arial" w:cs="Arial" w:eastAsia="Arial" w:hAnsi="Arial"/>
-          <w:sz w:val="21"/>
-          <w:szCs w:val="21"/>
-        </w:rPr>
-        <w:t xml:space="preserve">D.  Amino bond</w:t>
+        <w:t xml:space="preserve">B.  The beans contain protein</w:t>
+      </w:r>
+    </w:p>
+    <w:p>
+      <w:pPr>
+        <w:keepNext/>
+        <w:spacing w:after="20"/>
+        <w:ind w:left="360"/>
+      </w:pPr>
+      <w:r>
+        <w:rPr>
+          <w:rFonts w:ascii="Arial" w:cs="Arial" w:eastAsia="Arial" w:hAnsi="Arial"/>
+          <w:sz w:val="21"/>
+          <w:szCs w:val="21"/>
+        </w:rPr>
+        <w:t xml:space="preserve">C.  The beans contain lipids (fats and oils)</w:t>
+      </w:r>
+    </w:p>
+    <w:p>
+      <w:pPr>
+        <w:keepNext/>
+        <w:spacing w:after="20"/>
+        <w:ind w:left="360"/>
+      </w:pPr>
+      <w:r>
+        <w:rPr>
+          <w:rFonts w:ascii="Arial" w:cs="Arial" w:eastAsia="Arial" w:hAnsi="Arial"/>
+          <w:sz w:val="21"/>
+          <w:szCs w:val="21"/>
+        </w:rPr>
+        <w:t xml:space="preserve">D.  The beans contain reducing sugar</w:t>
       </w:r>
     </w:p>
     <w:p>
@@ -848,7 +782,7 @@
           <w:sz w:val="21"/>
           <w:szCs w:val="21"/>
         </w:rPr>
-        <w:t xml:space="preserve">Correct answer: A. </w:t>
+        <w:t xml:space="preserve">Correct answer: B. </w:t>
       </w:r>
       <w:r>
         <w:rPr>
@@ -857,7 +791,7 @@
           <w:sz w:val="19"/>
           <w:szCs w:val="19"/>
         </w:rPr>
-        <w:t xml:space="preserve">Sugar units are joined by glycosidic bonds. Peptide bonds join amino acids, and learners often confuse the two.</w:t>
+        <w:t xml:space="preserve">A blue to violet/purple colour change in the biuret test shows that protein is present. Starch gives blue-black with iodine, reducing sugar gives a brick-red colour with Benedict's, and lipids give a translucent spot or cloudy emulsion.</w:t>
       </w:r>
     </w:p>
     <w:p>
@@ -872,7 +806,7 @@
           <w:sz w:val="16"/>
           <w:szCs w:val="16"/>
         </w:rPr>
-        <w:t xml:space="preserve">USE AFTER: OBSERVE PHASE — Activity B: Model Building (dipeptide and tripeptide)</w:t>
+        <w:t xml:space="preserve">USE AFTER: OBSERVE PHASE — Test B (i): grease-spot test on groundnuts, mandazi, milk and ugali</w:t>
       </w:r>
     </w:p>
     <w:p>
@@ -888,37 +822,37 @@
           <w:sz w:val="21"/>
           <w:szCs w:val="21"/>
         </w:rPr>
-        <w:t xml:space="preserve">Q3. In a model, each bottle top is an amino acid and each straw is a peptide bond. A group joins 3 bottle tops in a single chain to make a tripeptide. How many straws (peptide bonds) do they need?</w:t>
-      </w:r>
-    </w:p>
-    <w:p>
-      <w:pPr>
-        <w:keepNext/>
-        <w:spacing w:after="20"/>
-        <w:ind w:left="360"/>
-      </w:pPr>
-      <w:r>
-        <w:rPr>
-          <w:rFonts w:ascii="Arial" w:cs="Arial" w:eastAsia="Arial" w:hAnsi="Arial"/>
-          <w:sz w:val="21"/>
-          <w:szCs w:val="21"/>
-        </w:rPr>
-        <w:t xml:space="preserve">A.  1</w:t>
-      </w:r>
-    </w:p>
-    <w:p>
-      <w:pPr>
-        <w:keepNext/>
-        <w:spacing w:after="20"/>
-        <w:ind w:left="360"/>
-      </w:pPr>
-      <w:r>
-        <w:rPr>
-          <w:rFonts w:ascii="Arial" w:cs="Arial" w:eastAsia="Arial" w:hAnsi="Arial"/>
-          <w:sz w:val="21"/>
-          <w:szCs w:val="21"/>
-        </w:rPr>
-        <w:t xml:space="preserve">B.  3</w:t>
+        <w:t xml:space="preserve">Q3. A learner rubs crushed groundnuts on a piece of brown paper, dries it gently and holds it up to the light. A translucent (see-through) spot is left on the paper. What does this show?</w:t>
+      </w:r>
+    </w:p>
+    <w:p>
+      <w:pPr>
+        <w:keepNext/>
+        <w:spacing w:after="20"/>
+        <w:ind w:left="360"/>
+      </w:pPr>
+      <w:r>
+        <w:rPr>
+          <w:rFonts w:ascii="Arial" w:cs="Arial" w:eastAsia="Arial" w:hAnsi="Arial"/>
+          <w:sz w:val="21"/>
+          <w:szCs w:val="21"/>
+        </w:rPr>
+        <w:t xml:space="preserve">A.  The groundnuts contain starch</w:t>
+      </w:r>
+    </w:p>
+    <w:p>
+      <w:pPr>
+        <w:keepNext/>
+        <w:spacing w:after="20"/>
+        <w:ind w:left="360"/>
+      </w:pPr>
+      <w:r>
+        <w:rPr>
+          <w:rFonts w:ascii="Arial" w:cs="Arial" w:eastAsia="Arial" w:hAnsi="Arial"/>
+          <w:sz w:val="21"/>
+          <w:szCs w:val="21"/>
+        </w:rPr>
+        <w:t xml:space="preserve">B.  The groundnuts contain protein</w:t>
       </w:r>
     </w:p>
     <w:p>
@@ -936,22 +870,22 @@
           <w:sz w:val="21"/>
           <w:szCs w:val="21"/>
         </w:rPr>
-        <w:t xml:space="preserve">C.  2</w:t>
-      </w:r>
-    </w:p>
-    <w:p>
-      <w:pPr>
-        <w:keepNext/>
-        <w:spacing w:after="20"/>
-        <w:ind w:left="360"/>
-      </w:pPr>
-      <w:r>
-        <w:rPr>
-          <w:rFonts w:ascii="Arial" w:cs="Arial" w:eastAsia="Arial" w:hAnsi="Arial"/>
-          <w:sz w:val="21"/>
-          <w:szCs w:val="21"/>
-        </w:rPr>
-        <w:t xml:space="preserve">D.  4</w:t>
+        <w:t xml:space="preserve">C.  The groundnuts contain lipids (oil)</w:t>
+      </w:r>
+    </w:p>
+    <w:p>
+      <w:pPr>
+        <w:keepNext/>
+        <w:spacing w:after="20"/>
+        <w:ind w:left="360"/>
+      </w:pPr>
+      <w:r>
+        <w:rPr>
+          <w:rFonts w:ascii="Arial" w:cs="Arial" w:eastAsia="Arial" w:hAnsi="Arial"/>
+          <w:sz w:val="21"/>
+          <w:szCs w:val="21"/>
+        </w:rPr>
+        <w:t xml:space="preserve">D.  The groundnuts contain only water, which has made the paper thin</w:t>
       </w:r>
     </w:p>
     <w:p>
@@ -976,7 +910,7 @@
           <w:sz w:val="19"/>
           <w:szCs w:val="19"/>
         </w:rPr>
-        <w:t xml:space="preserve">Each peptide bond joins two neighbouring amino acids, so a chain of 3 needs 3 - 1 = 2 bonds.</w:t>
+        <w:t xml:space="preserve">Lipids leave a translucent grease spot that does not disappear when the paper dries. Water would evaporate on drying, and the protein and starch tests use different reagents.</w:t>
       </w:r>
     </w:p>
     <w:p>
@@ -991,7 +925,7 @@
           <w:sz w:val="16"/>
           <w:szCs w:val="16"/>
         </w:rPr>
-        <w:t xml:space="preserve">USE AFTER: OBSERVE PHASE — Activity B: Model Building (one sentence: why are proteins so varied?)</w:t>
+        <w:t xml:space="preserve">USE AFTER: EXPLAIN PHASE — Explain: comparison table of carbohydrates, proteins and lipids (building blocks)</w:t>
       </w:r>
     </w:p>
     <w:p>
@@ -1007,7 +941,7 @@
           <w:sz w:val="21"/>
           <w:szCs w:val="21"/>
         </w:rPr>
-        <w:t xml:space="preserve">Q4. Groups built protein models using bottle tops of different colours for different R-groups. What does this model show about why proteins are so varied?</w:t>
+        <w:t xml:space="preserve">Q4. Which row correctly matches each food chemical to the smaller units it is built from?</w:t>
       </w:r>
     </w:p>
     <w:p>
@@ -1025,52 +959,52 @@
           <w:sz w:val="21"/>
           <w:szCs w:val="21"/>
         </w:rPr>
-        <w:t xml:space="preserve">A.  Different amino acids can be joined in many different orders and combinations</w:t>
-      </w:r>
-    </w:p>
-    <w:p>
-      <w:pPr>
-        <w:keepNext/>
-        <w:spacing w:after="20"/>
-        <w:ind w:left="360"/>
-      </w:pPr>
-      <w:r>
-        <w:rPr>
-          <w:rFonts w:ascii="Arial" w:cs="Arial" w:eastAsia="Arial" w:hAnsi="Arial"/>
-          <w:sz w:val="21"/>
-          <w:szCs w:val="21"/>
-        </w:rPr>
-        <w:t xml:space="preserve">B.  Proteins are made of only one type of amino acid repeated many times</w:t>
-      </w:r>
-    </w:p>
-    <w:p>
-      <w:pPr>
-        <w:keepNext/>
-        <w:spacing w:after="20"/>
-        <w:ind w:left="360"/>
-      </w:pPr>
-      <w:r>
-        <w:rPr>
-          <w:rFonts w:ascii="Arial" w:cs="Arial" w:eastAsia="Arial" w:hAnsi="Arial"/>
-          <w:sz w:val="21"/>
-          <w:szCs w:val="21"/>
-        </w:rPr>
-        <w:t xml:space="preserve">C.  Each protein uses a different kind of bond to join its units</w:t>
-      </w:r>
-    </w:p>
-    <w:p>
-      <w:pPr>
-        <w:keepNext/>
-        <w:spacing w:after="20"/>
-        <w:ind w:left="360"/>
-      </w:pPr>
-      <w:r>
-        <w:rPr>
-          <w:rFonts w:ascii="Arial" w:cs="Arial" w:eastAsia="Arial" w:hAnsi="Arial"/>
-          <w:sz w:val="21"/>
-          <w:szCs w:val="21"/>
-        </w:rPr>
-        <w:t xml:space="preserve">D.  Proteins are varied because they contain more glucose than starch does</w:t>
+        <w:t xml:space="preserve">A.  Carbohydrates: glucose units; proteins: amino acids; lipids: fatty acids and glycerol</w:t>
+      </w:r>
+    </w:p>
+    <w:p>
+      <w:pPr>
+        <w:keepNext/>
+        <w:spacing w:after="20"/>
+        <w:ind w:left="360"/>
+      </w:pPr>
+      <w:r>
+        <w:rPr>
+          <w:rFonts w:ascii="Arial" w:cs="Arial" w:eastAsia="Arial" w:hAnsi="Arial"/>
+          <w:sz w:val="21"/>
+          <w:szCs w:val="21"/>
+        </w:rPr>
+        <w:t xml:space="preserve">B.  Carbohydrates: glucose units; proteins: fatty acids and glycerol; lipids: amino acids</w:t>
+      </w:r>
+    </w:p>
+    <w:p>
+      <w:pPr>
+        <w:keepNext/>
+        <w:spacing w:after="20"/>
+        <w:ind w:left="360"/>
+      </w:pPr>
+      <w:r>
+        <w:rPr>
+          <w:rFonts w:ascii="Arial" w:cs="Arial" w:eastAsia="Arial" w:hAnsi="Arial"/>
+          <w:sz w:val="21"/>
+          <w:szCs w:val="21"/>
+        </w:rPr>
+        <w:t xml:space="preserve">C.  Carbohydrates: amino acids; proteins: glucose units; lipids: fatty acids and glycerol</w:t>
+      </w:r>
+    </w:p>
+    <w:p>
+      <w:pPr>
+        <w:keepNext/>
+        <w:spacing w:after="20"/>
+        <w:ind w:left="360"/>
+      </w:pPr>
+      <w:r>
+        <w:rPr>
+          <w:rFonts w:ascii="Arial" w:cs="Arial" w:eastAsia="Arial" w:hAnsi="Arial"/>
+          <w:sz w:val="21"/>
+          <w:szCs w:val="21"/>
+        </w:rPr>
+        <w:t xml:space="preserve">D.  Carbohydrates: fatty acids and glycerol; proteins: glucose units; lipids: amino acids</w:t>
       </w:r>
     </w:p>
     <w:p>
@@ -1095,7 +1029,7 @@
           <w:sz w:val="19"/>
           <w:szCs w:val="19"/>
         </w:rPr>
-        <w:t xml:space="preserve">Amino acids differ in their R-groups and can be linked in any order and length, so many different proteins are possible. Proteins are joined by peptide bonds, not by different bond types.</w:t>
+        <w:t xml:space="preserve">Starch and other carbohydrates are chains of glucose units, proteins are chains of amino acids, and lipids are made of fatty acids and glycerol.</w:t>
       </w:r>
     </w:p>
     <w:p>
@@ -1110,7 +1044,7 @@
           <w:sz w:val="16"/>
           <w:szCs w:val="16"/>
         </w:rPr>
-        <w:t xml:space="preserve">USE AFTER: OBSERVE PHASE — Activity C: Kenyan Food Molecule Mapping</w:t>
+        <w:t xml:space="preserve">USE AFTER: EXPLAIN PHASE — Explain: Claim-Evidence-Reasoning using the meal numbers (70 g carbohydrate, 10 g fat)</w:t>
       </w:r>
     </w:p>
     <w:p>
@@ -1126,22 +1060,37 @@
           <w:sz w:val="21"/>
           <w:szCs w:val="21"/>
         </w:rPr>
-        <w:t xml:space="preserve">Q5. Glycogen is stored in animal tissue such as the meat in nyama choma. On a chart with the columns Monosaccharide, Disaccharide, Polysaccharide and Protein, where does glycogen belong?</w:t>
-      </w:r>
-    </w:p>
-    <w:p>
-      <w:pPr>
-        <w:keepNext/>
-        <w:spacing w:after="20"/>
-        <w:ind w:left="360"/>
-      </w:pPr>
-      <w:r>
-        <w:rPr>
-          <w:rFonts w:ascii="Arial" w:cs="Arial" w:eastAsia="Arial" w:hAnsi="Arial"/>
-          <w:sz w:val="21"/>
-          <w:szCs w:val="21"/>
-        </w:rPr>
-        <w:t xml:space="preserve">A.  Monosaccharide</w:t>
+        <w:t xml:space="preserve">Q5. Wanjiru's ugali contains about 70 g of carbohydrate and about 10 g of fat. About how many times more carbohydrate than fat is this?</w:t>
+      </w:r>
+    </w:p>
+    <w:p>
+      <w:pPr>
+        <w:keepNext/>
+        <w:spacing w:after="20"/>
+        <w:ind w:left="360"/>
+      </w:pPr>
+      <w:r>
+        <w:rPr>
+          <w:rFonts w:ascii="Arial" w:cs="Arial" w:eastAsia="Arial" w:hAnsi="Arial"/>
+          <w:sz w:val="21"/>
+          <w:szCs w:val="21"/>
+        </w:rPr>
+        <w:t xml:space="preserve">A.  60 times</w:t>
+      </w:r>
+    </w:p>
+    <w:p>
+      <w:pPr>
+        <w:keepNext/>
+        <w:spacing w:after="20"/>
+        <w:ind w:left="360"/>
+      </w:pPr>
+      <w:r>
+        <w:rPr>
+          <w:rFonts w:ascii="Arial" w:cs="Arial" w:eastAsia="Arial" w:hAnsi="Arial"/>
+          <w:sz w:val="21"/>
+          <w:szCs w:val="21"/>
+        </w:rPr>
+        <w:t xml:space="preserve">B.  80 times</w:t>
       </w:r>
     </w:p>
     <w:p>
@@ -1159,37 +1108,22 @@
           <w:sz w:val="21"/>
           <w:szCs w:val="21"/>
         </w:rPr>
-        <w:t xml:space="preserve">B.  Polysaccharide</w:t>
-      </w:r>
-    </w:p>
-    <w:p>
-      <w:pPr>
-        <w:keepNext/>
-        <w:spacing w:after="20"/>
-        <w:ind w:left="360"/>
-      </w:pPr>
-      <w:r>
-        <w:rPr>
-          <w:rFonts w:ascii="Arial" w:cs="Arial" w:eastAsia="Arial" w:hAnsi="Arial"/>
-          <w:sz w:val="21"/>
-          <w:szCs w:val="21"/>
-        </w:rPr>
-        <w:t xml:space="preserve">C.  Protein</w:t>
-      </w:r>
-    </w:p>
-    <w:p>
-      <w:pPr>
-        <w:keepNext/>
-        <w:spacing w:after="20"/>
-        <w:ind w:left="360"/>
-      </w:pPr>
-      <w:r>
-        <w:rPr>
-          <w:rFonts w:ascii="Arial" w:cs="Arial" w:eastAsia="Arial" w:hAnsi="Arial"/>
-          <w:sz w:val="21"/>
-          <w:szCs w:val="21"/>
-        </w:rPr>
-        <w:t xml:space="preserve">D.  Disaccharide</w:t>
+        <w:t xml:space="preserve">C.  7 times</w:t>
+      </w:r>
+    </w:p>
+    <w:p>
+      <w:pPr>
+        <w:keepNext/>
+        <w:spacing w:after="20"/>
+        <w:ind w:left="360"/>
+      </w:pPr>
+      <w:r>
+        <w:rPr>
+          <w:rFonts w:ascii="Arial" w:cs="Arial" w:eastAsia="Arial" w:hAnsi="Arial"/>
+          <w:sz w:val="21"/>
+          <w:szCs w:val="21"/>
+        </w:rPr>
+        <w:t xml:space="preserve">D.  0.14 times</w:t>
       </w:r>
     </w:p>
     <w:p>
@@ -1205,7 +1139,7 @@
           <w:sz w:val="21"/>
           <w:szCs w:val="21"/>
         </w:rPr>
-        <w:t xml:space="preserve">Correct answer: B. </w:t>
+        <w:t xml:space="preserve">Correct answer: C. </w:t>
       </w:r>
       <w:r>
         <w:rPr>
@@ -1214,7 +1148,7 @@
           <w:sz w:val="19"/>
           <w:szCs w:val="19"/>
         </w:rPr>
-        <w:t xml:space="preserve">Glycogen is a long branched chain of many glucose units, so it is a polysaccharide. It is found in meat but is not a protein.</w:t>
+        <w:t xml:space="preserve">70 g ÷ 10 g = 7, so there is about 7 times more carbohydrate than fat. This supports the claim that carbohydrate, not fat, is the main cause of the glucose rise from 4.5 to 8.0 mmol/L.</w:t>
       </w:r>
     </w:p>
     <w:p>
@@ -1229,7 +1163,7 @@
           <w:sz w:val="16"/>
           <w:szCs w:val="16"/>
         </w:rPr>
-        <w:t xml:space="preserve">USE AFTER: EXPLAIN PHASE — Whole-class sensemaking discussion (Q2: extra element in amino acids)</w:t>
+        <w:t xml:space="preserve">USE AFTER: EXPLAIN PHASE — Explain: "Why do beans, milk and groundnuts still matter for Wanjiru...?"</w:t>
       </w:r>
     </w:p>
     <w:p>
@@ -1245,37 +1179,52 @@
           <w:sz w:val="21"/>
           <w:szCs w:val="21"/>
         </w:rPr>
-        <w:t xml:space="preserve">Q6. Glucose contains carbon, hydrogen and oxygen only. Which extra element is found in amino acids but NOT in glucose?</w:t>
-      </w:r>
-    </w:p>
-    <w:p>
-      <w:pPr>
-        <w:keepNext/>
-        <w:spacing w:after="20"/>
-        <w:ind w:left="360"/>
-      </w:pPr>
-      <w:r>
-        <w:rPr>
-          <w:rFonts w:ascii="Arial" w:cs="Arial" w:eastAsia="Arial" w:hAnsi="Arial"/>
-          <w:sz w:val="21"/>
-          <w:szCs w:val="21"/>
-        </w:rPr>
-        <w:t xml:space="preserve">A.  Oxygen</w:t>
-      </w:r>
-    </w:p>
-    <w:p>
-      <w:pPr>
-        <w:keepNext/>
-        <w:spacing w:after="20"/>
-        <w:ind w:left="360"/>
-      </w:pPr>
-      <w:r>
-        <w:rPr>
-          <w:rFonts w:ascii="Arial" w:cs="Arial" w:eastAsia="Arial" w:hAnsi="Arial"/>
-          <w:sz w:val="21"/>
-          <w:szCs w:val="21"/>
-        </w:rPr>
-        <w:t xml:space="preserve">B.  Hydrogen</w:t>
+        <w:t xml:space="preserve">Q6. Beans, milk and groundnuts are not the main cause of the glucose spike after a meal. Why do they still matter for the body?</w:t>
+      </w:r>
+    </w:p>
+    <w:p>
+      <w:pPr>
+        <w:keepNext/>
+        <w:spacing w:after="20"/>
+        <w:ind w:left="360"/>
+      </w:pPr>
+      <w:r>
+        <w:rPr>
+          <w:rFonts w:ascii="Arial" w:cs="Arial" w:eastAsia="Arial" w:hAnsi="Arial"/>
+          <w:sz w:val="21"/>
+          <w:szCs w:val="21"/>
+        </w:rPr>
+        <w:t xml:space="preserve">A.  They are turned into glucose immediately, so they cause the spike as well</w:t>
+      </w:r>
+    </w:p>
+    <w:p>
+      <w:pPr>
+        <w:keepNext/>
+        <w:spacing w:after="20"/>
+        <w:ind w:left="360"/>
+      </w:pPr>
+      <w:r>
+        <w:rPr>
+          <w:rFonts w:ascii="Arial" w:cs="Arial" w:eastAsia="Arial" w:hAnsi="Arial"/>
+          <w:sz w:val="21"/>
+          <w:szCs w:val="21"/>
+        </w:rPr>
+        <w:t xml:space="preserve">B.  They only add sweetness, so they have no use in the body</w:t>
+      </w:r>
+    </w:p>
+    <w:p>
+      <w:pPr>
+        <w:keepNext/>
+        <w:spacing w:after="20"/>
+        <w:ind w:left="360"/>
+      </w:pPr>
+      <w:r>
+        <w:rPr>
+          <w:rFonts w:ascii="Arial" w:cs="Arial" w:eastAsia="Arial" w:hAnsi="Arial"/>
+          <w:sz w:val="21"/>
+          <w:szCs w:val="21"/>
+        </w:rPr>
+        <w:t xml:space="preserve">C.  They replace carbohydrates completely, so ugali is not needed</w:t>
       </w:r>
     </w:p>
     <w:p>
@@ -1293,22 +1242,7 @@
           <w:sz w:val="21"/>
           <w:szCs w:val="21"/>
         </w:rPr>
-        <w:t xml:space="preserve">C.  Nitrogen</w:t>
-      </w:r>
-    </w:p>
-    <w:p>
-      <w:pPr>
-        <w:keepNext/>
-        <w:spacing w:after="20"/>
-        <w:ind w:left="360"/>
-      </w:pPr>
-      <w:r>
-        <w:rPr>
-          <w:rFonts w:ascii="Arial" w:cs="Arial" w:eastAsia="Arial" w:hAnsi="Arial"/>
-          <w:sz w:val="21"/>
-          <w:szCs w:val="21"/>
-        </w:rPr>
-        <w:t xml:space="preserve">D.  Carbon</w:t>
+        <w:t xml:space="preserve">D.  Proteins in them are used for growth and repair of body tissues, and lipids are used for energy storage</w:t>
       </w:r>
     </w:p>
     <w:p>
@@ -1324,7 +1258,7 @@
           <w:sz w:val="21"/>
           <w:szCs w:val="21"/>
         </w:rPr>
-        <w:t xml:space="preserve">Correct answer: C. </w:t>
+        <w:t xml:space="preserve">Correct answer: D. </w:t>
       </w:r>
       <w:r>
         <w:rPr>
@@ -1333,7 +1267,7 @@
           <w:sz w:val="19"/>
           <w:szCs w:val="19"/>
         </w:rPr>
-        <w:t xml:space="preserve">Amino acids contain nitrogen as well as C, H and O. This is the key elemental difference between carbohydrates and proteins.</w:t>
+        <w:t xml:space="preserve">Proteins are needed for growth and repair of body tissues, and lipids store energy and give insulation. Their roles differ from carbohydrates, which are the main energy source and cause the spike.</w:t>
       </w:r>
     </w:p>
     <w:p>
@@ -1348,7 +1282,7 @@
           <w:sz w:val="16"/>
           <w:szCs w:val="16"/>
         </w:rPr>
-        <w:t xml:space="preserve">USE AFTER: EXPLAIN PHASE — Whole-class sensemaking discussion (Sensemaking Summary: why ugali alone leads to kwashiorkor)</w:t>
+        <w:t xml:space="preserve">USE AFTER: MODEL BUILDING PHASE — Model: expanding the 'Food chemicals' box with thick and thin arrows</w:t>
       </w:r>
     </w:p>
     <w:p>
@@ -1364,52 +1298,22 @@
           <w:sz w:val="21"/>
           <w:szCs w:val="21"/>
         </w:rPr>
-        <w:t xml:space="preserve">Q7. A child from Kisumu eats only ugali every day and develops a swollen belly and thin limbs. Which explanation is best?</w:t>
-      </w:r>
-    </w:p>
-    <w:p>
-      <w:pPr>
-        <w:keepNext/>
-        <w:spacing w:after="20"/>
-        <w:ind w:left="360"/>
-      </w:pPr>
-      <w:r>
-        <w:rPr>
-          <w:rFonts w:ascii="Arial" w:cs="Arial" w:eastAsia="Arial" w:hAnsi="Arial"/>
-          <w:sz w:val="21"/>
-          <w:szCs w:val="21"/>
-        </w:rPr>
-        <w:t xml:space="preserve">A.  Ugali contains no glucose, so the child has no energy at all</w:t>
-      </w:r>
-    </w:p>
-    <w:p>
-      <w:pPr>
-        <w:keepNext/>
-        <w:spacing w:after="20"/>
-        <w:ind w:left="360"/>
-      </w:pPr>
-      <w:r>
-        <w:rPr>
-          <w:rFonts w:ascii="Arial" w:cs="Arial" w:eastAsia="Arial" w:hAnsi="Arial"/>
-          <w:sz w:val="21"/>
-          <w:szCs w:val="21"/>
-        </w:rPr>
-        <w:t xml:space="preserve">B.  Githeri contains more starch than ugali, so it prevents kwashiorkor</w:t>
-      </w:r>
-    </w:p>
-    <w:p>
-      <w:pPr>
-        <w:keepNext/>
-        <w:spacing w:after="20"/>
-        <w:ind w:left="360"/>
-      </w:pPr>
-      <w:r>
-        <w:rPr>
-          <w:rFonts w:ascii="Arial" w:cs="Arial" w:eastAsia="Arial" w:hAnsi="Arial"/>
-          <w:sz w:val="21"/>
-          <w:szCs w:val="21"/>
-        </w:rPr>
-        <w:t xml:space="preserve">C.  Ugali is not enough in quantity, and the child would be healthy if given more ugali</w:t>
+        <w:t xml:space="preserve">Q7. Learners are updating their flow-diagram model of what happens to a meal of ugali, beans and cooking oil. Which arrow should be drawn thick, as the main cause of the glucose spike in the blood?</w:t>
+      </w:r>
+    </w:p>
+    <w:p>
+      <w:pPr>
+        <w:keepNext/>
+        <w:spacing w:after="20"/>
+        <w:ind w:left="360"/>
+      </w:pPr>
+      <w:r>
+        <w:rPr>
+          <w:rFonts w:ascii="Arial" w:cs="Arial" w:eastAsia="Arial" w:hAnsi="Arial"/>
+          <w:sz w:val="21"/>
+          <w:szCs w:val="21"/>
+        </w:rPr>
+        <w:t xml:space="preserve">A.  Proteins (beans, nyama choma) to glucose in blood</w:t>
       </w:r>
     </w:p>
     <w:p>
@@ -1427,7 +1331,37 @@
           <w:sz w:val="21"/>
           <w:szCs w:val="21"/>
         </w:rPr>
-        <w:t xml:space="preserve">D.  Ugali gives glucose for energy but no amino acids, so the body cannot build proteins such as muscle and albumin</w:t>
+        <w:t xml:space="preserve">B.  Carbohydrates (starch in ugali) to glucose in blood</w:t>
+      </w:r>
+    </w:p>
+    <w:p>
+      <w:pPr>
+        <w:keepNext/>
+        <w:spacing w:after="20"/>
+        <w:ind w:left="360"/>
+      </w:pPr>
+      <w:r>
+        <w:rPr>
+          <w:rFonts w:ascii="Arial" w:cs="Arial" w:eastAsia="Arial" w:hAnsi="Arial"/>
+          <w:sz w:val="21"/>
+          <w:szCs w:val="21"/>
+        </w:rPr>
+        <w:t xml:space="preserve">C.  Proteins and lipids to glucose in blood, equally with carbohydrates</w:t>
+      </w:r>
+    </w:p>
+    <w:p>
+      <w:pPr>
+        <w:keepNext/>
+        <w:spacing w:after="20"/>
+        <w:ind w:left="360"/>
+      </w:pPr>
+      <w:r>
+        <w:rPr>
+          <w:rFonts w:ascii="Arial" w:cs="Arial" w:eastAsia="Arial" w:hAnsi="Arial"/>
+          <w:sz w:val="21"/>
+          <w:szCs w:val="21"/>
+        </w:rPr>
+        <w:t xml:space="preserve">D.  Lipids (cooking oil, groundnuts) to glucose in blood</w:t>
       </w:r>
     </w:p>
     <w:p>
@@ -1443,7 +1377,7 @@
           <w:sz w:val="21"/>
           <w:szCs w:val="21"/>
         </w:rPr>
-        <w:t xml:space="preserve">Correct answer: D. </w:t>
+        <w:t xml:space="preserve">Correct answer: B. </w:t>
       </w:r>
       <w:r>
         <w:rPr>
@@ -1452,126 +1386,7 @@
           <w:sz w:val="19"/>
           <w:szCs w:val="19"/>
         </w:rPr>
-        <w:t xml:space="preserve">Ugali is starch (glucose units) and gives energy, but it has no amino acids. Without amino acids the body cannot make muscle protein or albumin, which leads to thin limbs and a swollen belly.</w:t>
-      </w:r>
-    </w:p>
-    <w:p>
-      <w:pPr>
-        <w:keepNext/>
-        <w:spacing w:after="40" w:before="200"/>
-      </w:pPr>
-      <w:r>
-        <w:rPr>
-          <w:rFonts w:ascii="Arial" w:cs="Arial" w:eastAsia="Arial" w:hAnsi="Arial"/>
-          <w:color w:val="1F6B75"/>
-          <w:sz w:val="16"/>
-          <w:szCs w:val="16"/>
-        </w:rPr>
-        <w:t xml:space="preserve">USE AFTER: END OF LESSON — End of lesson: after the Phenomenon Connection sentence in the cumulative model (Layer 4: Molecular Structure)</w:t>
-      </w:r>
-    </w:p>
-    <w:p>
-      <w:pPr>
-        <w:keepNext/>
-        <w:spacing w:after="80"/>
-      </w:pPr>
-      <w:r>
-        <w:rPr>
-          <w:rFonts w:ascii="Arial" w:cs="Arial" w:eastAsia="Arial" w:hAnsi="Arial"/>
-          <w:b/>
-          <w:bCs/>
-          <w:sz w:val="21"/>
-          <w:szCs w:val="21"/>
-        </w:rPr>
-        <w:t xml:space="preserve">Q8. Which pair correctly matches a molecule with its main function in the body?</w:t>
-      </w:r>
-    </w:p>
-    <w:p>
-      <w:pPr>
-        <w:keepNext/>
-        <w:spacing w:after="20"/>
-        <w:ind w:left="360"/>
-      </w:pPr>
-      <w:r>
-        <w:rPr>
-          <w:rFonts w:ascii="Arial" w:cs="Arial" w:eastAsia="Arial" w:hAnsi="Arial"/>
-          <w:sz w:val="21"/>
-          <w:szCs w:val="21"/>
-        </w:rPr>
-        <w:t xml:space="preserve">A.  Haemoglobin: energy storage</w:t>
-      </w:r>
-    </w:p>
-    <w:p>
-      <w:pPr>
-        <w:keepNext/>
-        <w:spacing w:after="20"/>
-        <w:ind w:left="360"/>
-      </w:pPr>
-      <w:r>
-        <w:rPr>
-          <w:rFonts w:ascii="Arial" w:cs="Arial" w:eastAsia="Arial" w:hAnsi="Arial"/>
-          <w:b/>
-          <w:bCs/>
-          <w:color w:val="2E7D4F"/>
-          <w:sz w:val="21"/>
-          <w:szCs w:val="21"/>
-        </w:rPr>
-        <w:t xml:space="preserve">B.  Haemoglobin: a transport protein that carries oxygen</w:t>
-      </w:r>
-    </w:p>
-    <w:p>
-      <w:pPr>
-        <w:keepNext/>
-        <w:spacing w:after="20"/>
-        <w:ind w:left="360"/>
-      </w:pPr>
-      <w:r>
-        <w:rPr>
-          <w:rFonts w:ascii="Arial" w:cs="Arial" w:eastAsia="Arial" w:hAnsi="Arial"/>
-          <w:sz w:val="21"/>
-          <w:szCs w:val="21"/>
-        </w:rPr>
-        <w:t xml:space="preserve">C.  Glucose: transports oxygen in the blood</w:t>
-      </w:r>
-    </w:p>
-    <w:p>
-      <w:pPr>
-        <w:keepNext/>
-        <w:spacing w:after="20"/>
-        <w:ind w:left="360"/>
-      </w:pPr>
-      <w:r>
-        <w:rPr>
-          <w:rFonts w:ascii="Arial" w:cs="Arial" w:eastAsia="Arial" w:hAnsi="Arial"/>
-          <w:sz w:val="21"/>
-          <w:szCs w:val="21"/>
-        </w:rPr>
-        <w:t xml:space="preserve">D.  Glycogen: body building and repair</w:t>
-      </w:r>
-    </w:p>
-    <w:p>
-      <w:pPr>
-        <w:spacing w:after="120" w:before="60"/>
-      </w:pPr>
-      <w:r>
-        <w:rPr>
-          <w:rFonts w:ascii="Arial" w:cs="Arial" w:eastAsia="Arial" w:hAnsi="Arial"/>
-          <w:b/>
-          <w:bCs/>
-          <w:color w:val="2E7D4F"/>
-          <w:sz w:val="21"/>
-          <w:szCs w:val="21"/>
-        </w:rPr>
-        <w:t xml:space="preserve">Correct answer: B. </w:t>
-      </w:r>
-      <w:r>
-        <w:rPr>
-          <w:rFonts w:ascii="Arial" w:cs="Arial" w:eastAsia="Arial" w:hAnsi="Arial"/>
-          <w:color w:val="444444"/>
-          <w:sz w:val="19"/>
-          <w:szCs w:val="19"/>
-        </w:rPr>
-        <w:t xml:space="preserve">Haemoglobin is a protein that carries oxygen in the blood. Glycogen stores energy, and glucose is a monomer that releases energy.</w:t>
+        <w:t xml:space="preserve">The meal data (about 70 g carbohydrate against about 20 g protein and 10 g fat) and the test results link carbohydrates to the glucose rise. Proteins and lipids go on thinner arrows towards growth, repair and energy storage.</w:t>
       </w:r>
     </w:p>
     <w:p>
@@ -1590,7 +1405,7 @@
         </w:rPr>
         <w:t xml:space="preserve">© 2026 SeaVuria and ARES. Aligned with KICD objectives. Developed by SeaVuria; technical implementation by ARES (with AI assistance from Claude). Licensed under </w:t>
       </w:r>
-      <w:hyperlink w:history="1" r:id="rIdlezwwqs3svvj8c8giq32w">
+      <w:hyperlink w:history="1" r:id="rIdkkafhn7ljhevoxji9gmm6">
         <w:r>
           <w:rPr>
             <w:rFonts w:ascii="Arial" w:cs="Arial" w:eastAsia="Arial" w:hAnsi="Arial"/>
@@ -1611,7 +1426,7 @@
         </w:rPr>
         <w:t xml:space="preserve"> (</w:t>
       </w:r>
-      <w:hyperlink w:history="1" r:id="rIdwlqatngkzhfrmwg7psilr">
+      <w:hyperlink w:history="1" r:id="rIdsdrfdi2gxlq7oxjwfb3fn">
         <w:r>
           <w:rPr>
             <w:rFonts w:ascii="Arial" w:cs="Arial" w:eastAsia="Arial" w:hAnsi="Arial"/>
